--- a/modules/doc/docx-conformance/fixtures/annual-report.docx
+++ b/modules/doc/docx-conformance/fixtures/annual-report.docx
@@ -12,7 +12,7 @@
     </w:p>
     <w:p>
       <w:r>
-        <w:t xml:space="preserve">This is the year as the press room counted it: every copy that left the dock, every edition that opened on a screen, and the honest arithmetic between the two. The figures below are the same ones the ledgers carry — nothing is rounded upward, and nothing that stayed in the building is counted.</w:t>
+        <w:t xml:space="preserve">This is the year as the press room counted it: every copy that left the dock and every edition opened on a screen. Nothing is rounded upward.</w:t>
       </w:r>
       <w:r>
         <w:footnoteReference w:id="2"/>
@@ -28,7 +28,7 @@
     </w:p>
     <w:p>
       <w:r>
-        <w:t xml:space="preserve">Print circulation rose in every quarter but the third, when the coastal routes flooded and two deliveries ran a week late. The full-year total came to </w:t>
+        <w:t xml:space="preserve">Print circulation rose in every quarter but the flooded third. The full-year total came to </w:t>
       </w:r>
       <w:r>
         <w:rPr>
@@ -46,7 +46,7 @@
         <w:t xml:space="preserve">4,295 first opens</w:t>
       </w:r>
       <w:r>
-        <w:t xml:space="preserve"> against 2,700 — though the press would like it noted that a screen has never once smelled of ink. The one number the board watched all year is printed here in the house colour: </w:t>
+        <w:t xml:space="preserve"> against 2,700. In the house colour: </w:t>
       </w:r>
       <w:r>
         <w:rPr>
@@ -61,7 +61,7 @@
     </w:p>
     <w:p>
       <w:r>
-        <w:t xml:space="preserve">The fourth quarter deserves its own sentence. A 2,390-copy run is the largest this house has set since the two-press years, and it went to bed on schedule, on the first attempt, with the plates still warm from the proofing pass. The crew has asked that this be recorded plainly and without adjectives; it is, except for that one.</w:t>
+        <w:t xml:space="preserve">The fourth quarter's 2,390-copy run, the largest since the two-press years, went to bed on schedule.</w:t>
       </w:r>
     </w:p>
     <w:p>
@@ -74,7 +74,7 @@
     </w:p>
     <w:p>
       <w:r>
-        <w:t xml:space="preserve">Three rules govern every number in this report. They are old rules, and they have outlasted four presses and two buildings:</w:t>
+        <w:t xml:space="preserve">Three old rules govern every number in this report:</w:t>
       </w:r>
     </w:p>
     <w:p>
@@ -142,7 +142,7 @@
     </w:p>
     <w:p>
       <w:r>
-        <w:t xml:space="preserve">The operations calendar ran in the same order it always has, and the order is the point — each step gates the next:</w:t>
+        <w:t xml:space="preserve">Each step of the calendar gates the next:</w:t>
       </w:r>
     </w:p>
     <w:p>
@@ -301,7 +301,7 @@
         <w:tc>
           <w:p>
             <w:r>
-              <w:t xml:space="preserve">Harbour</w:t>
+              <w:t xml:space="preserve">Plateau</w:t>
             </w:r>
           </w:p>
         </w:tc>
@@ -315,76 +315,7 @@
         <w:tc>
           <w:p>
             <w:r>
-              <w:t xml:space="preserve">2,905</w:t>
-            </w:r>
-          </w:p>
-        </w:tc>
-      </w:tr>
-      <w:tr>
-        <w:tc>
-          <w:p>
-            <w:r>
-              <w:t xml:space="preserve">Harbour</w:t>
-            </w:r>
-          </w:p>
-        </w:tc>
-        <w:tc>
-          <w:p>
-            <w:r>
-              <w:t xml:space="preserve">Digital</w:t>
-            </w:r>
-          </w:p>
-        </w:tc>
-        <w:tc>
-          <w:p>
-            <w:r>
-              <w:t xml:space="preserve">1,470</w:t>
-            </w:r>
-          </w:p>
-        </w:tc>
-      </w:tr>
-      <w:tr>
-        <w:tc>
-          <w:p>
-            <w:r>
-              <w:t xml:space="preserve">Plateau</w:t>
-            </w:r>
-          </w:p>
-        </w:tc>
-        <w:tc>
-          <w:p>
-            <w:r>
-              <w:t xml:space="preserve">Print</w:t>
-            </w:r>
-          </w:p>
-        </w:tc>
-        <w:tc>
-          <w:p>
-            <w:r>
               <w:t xml:space="preserve">2,000</w:t>
-            </w:r>
-          </w:p>
-        </w:tc>
-      </w:tr>
-      <w:tr>
-        <w:tc>
-          <w:p>
-            <w:r>
-              <w:t xml:space="preserve">Plateau</w:t>
-            </w:r>
-          </w:p>
-        </w:tc>
-        <w:tc>
-          <w:p>
-            <w:r>
-              <w:t xml:space="preserve">Digital</w:t>
-            </w:r>
-          </w:p>
-        </w:tc>
-        <w:tc>
-          <w:p>
-            <w:r>
-              <w:t xml:space="preserve">1,585</w:t>
             </w:r>
           </w:p>
         </w:tc>
@@ -392,7 +323,7 @@
     </w:tbl>
     <w:p>
       <w:r>
-        <w:t xml:space="preserve">The Alpine routes remain the house's backbone, and the plateau's digital growth is the story of the year: a region that took its first print delivery only six years ago now opens more editions on screens than it receives on paper.</w:t>
+        <w:t xml:space="preserve">The Alpine routes remain the house's backbone.</w:t>
       </w:r>
     </w:p>
     <w:p>
@@ -448,7 +379,7 @@
     </w:p>
     <w:p>
       <w:r>
-        <w:t xml:space="preserve">The full tables, the route maps, and the month-by-month tallies live in the online annual at </w:t>
+        <w:t xml:space="preserve">The full tables live at </w:t>
       </w:r>
       <w:hyperlink r:id="rId50">
         <w:r>
@@ -456,7 +387,7 @@
         </w:r>
       </w:hyperlink>
       <w:r>
-        <w:t xml:space="preserve">, and the counting rules themselves are documented, in more words than they deserve, at </w:t>
+        <w:t xml:space="preserve">, the counting rules at </w:t>
       </w:r>
       <w:fldSimple w:instr="HYPERLINK &quot;https://docs.paged.media/&quot;">
         <w:r>
@@ -464,13 +395,13 @@
         </w:r>
       </w:fldSimple>
       <w:r>
-        <w:t xml:space="preserve">. Subscribers moved between the two channels all year without ceremony</w:t>
+        <w:t xml:space="preserve">. Subscribers moved between the two channels</w:t>
       </w:r>
       <w:r>
         <w:footnoteReference w:id="3"/>
       </w:r>
       <w:r>
-        <w:t xml:space="preserve"> and the report treats them as one readership with two doors.</w:t>
+        <w:t xml:space="preserve">: one readership, two doors.</w:t>
       </w:r>
     </w:p>
     <w:p>
@@ -523,7 +454,7 @@
     </w:p>
     <w:p>
       <w:r>
-        <w:t xml:space="preserve">Next year's targets are set the way this house has always set them: one more route, one fewer excuse, and a spoilage figure that keeps its head below four. The presses are ready. So is the dock.</w:t>
+        <w:t xml:space="preserve">Next year: one more route, and spoilage below four. The presses are ready.</w:t>
       </w:r>
     </w:p>
     <w:sectPr>
@@ -615,7 +546,7 @@
   <w:docDefaults>
     <w:rPrDefault>
       <w:rPr>
-        <w:rFonts w:ascii="Georgia"/>
+        <w:rFonts w:ascii="Source Serif 4"/>
         <w:sz w:val="21"/>
       </w:rPr>
     </w:rPrDefault>
